--- a/link_eshopworld/Documentation/eShopWorld_Limitations_and_Workarounds.docx
+++ b/link_eshopworld/Documentation/eShopWorld_Limitations_and_Workarounds.docx
@@ -615,7 +615,7 @@
                                     <w:sz w:val="20"/>
                                     <w:szCs w:val="20"/>
                                   </w:rPr>
-                                  <w:t>8</w:t>
+                                  <w:t>9</w:t>
                                 </w:r>
                               </w:p>
                               <w:p>
@@ -647,7 +647,7 @@
                                     <w:sz w:val="20"/>
                                     <w:szCs w:val="20"/>
                                   </w:rPr>
-                                  <w:t xml:space="preserve">September </w:t>
+                                  <w:t xml:space="preserve">October </w:t>
                                 </w:r>
                                 <w:r>
                                   <w:rPr>
@@ -752,7 +752,7 @@
                               <w:sz w:val="20"/>
                               <w:szCs w:val="20"/>
                             </w:rPr>
-                            <w:t>8</w:t>
+                            <w:t>9</w:t>
                           </w:r>
                         </w:p>
                         <w:p>
@@ -784,7 +784,7 @@
                               <w:sz w:val="20"/>
                               <w:szCs w:val="20"/>
                             </w:rPr>
-                            <w:t xml:space="preserve">September </w:t>
+                            <w:t xml:space="preserve">October </w:t>
                           </w:r>
                           <w:r>
                             <w:rPr>

--- a/link_eshopworld/Documentation/eShopWorld_Limitations_and_Workarounds.docx
+++ b/link_eshopworld/Documentation/eShopWorld_Limitations_and_Workarounds.docx
@@ -608,14 +608,14 @@
                                     <w:sz w:val="20"/>
                                     <w:szCs w:val="20"/>
                                   </w:rPr>
-                                  <w:t>: 4.</w:t>
+                                  <w:t xml:space="preserve">: </w:t>
                                 </w:r>
                                 <w:r>
                                   <w:rPr>
                                     <w:sz w:val="20"/>
                                     <w:szCs w:val="20"/>
                                   </w:rPr>
-                                  <w:t>9</w:t>
+                                  <w:t>5.0.0</w:t>
                                 </w:r>
                               </w:p>
                               <w:p>
@@ -647,14 +647,28 @@
                                     <w:sz w:val="20"/>
                                     <w:szCs w:val="20"/>
                                   </w:rPr>
-                                  <w:t xml:space="preserve">October </w:t>
+                                  <w:t>February</w:t>
                                 </w:r>
                                 <w:r>
                                   <w:rPr>
                                     <w:sz w:val="20"/>
                                     <w:szCs w:val="20"/>
                                   </w:rPr>
-                                  <w:t>2025</w:t>
+                                  <w:t xml:space="preserve"> </w:t>
+                                </w:r>
+                                <w:r>
+                                  <w:rPr>
+                                    <w:sz w:val="20"/>
+                                    <w:szCs w:val="20"/>
+                                  </w:rPr>
+                                  <w:t>202</w:t>
+                                </w:r>
+                                <w:r>
+                                  <w:rPr>
+                                    <w:sz w:val="20"/>
+                                    <w:szCs w:val="20"/>
+                                  </w:rPr>
+                                  <w:t>6</w:t>
                                 </w:r>
                               </w:p>
                               <w:p>
@@ -680,7 +694,7 @@
                                     <w:sz w:val="20"/>
                                     <w:szCs w:val="20"/>
                                   </w:rPr>
-                                  <w:t>5</w:t>
+                                  <w:t>6</w:t>
                                 </w:r>
                                 <w:r>
                                   <w:rPr>
@@ -745,14 +759,14 @@
                               <w:sz w:val="20"/>
                               <w:szCs w:val="20"/>
                             </w:rPr>
-                            <w:t>: 4.</w:t>
+                            <w:t xml:space="preserve">: </w:t>
                           </w:r>
                           <w:r>
                             <w:rPr>
                               <w:sz w:val="20"/>
                               <w:szCs w:val="20"/>
                             </w:rPr>
-                            <w:t>9</w:t>
+                            <w:t>5.0.0</w:t>
                           </w:r>
                         </w:p>
                         <w:p>
@@ -784,14 +798,28 @@
                               <w:sz w:val="20"/>
                               <w:szCs w:val="20"/>
                             </w:rPr>
-                            <w:t xml:space="preserve">October </w:t>
+                            <w:t>February</w:t>
                           </w:r>
                           <w:r>
                             <w:rPr>
                               <w:sz w:val="20"/>
                               <w:szCs w:val="20"/>
                             </w:rPr>
-                            <w:t>2025</w:t>
+                            <w:t xml:space="preserve"> </w:t>
+                          </w:r>
+                          <w:r>
+                            <w:rPr>
+                              <w:sz w:val="20"/>
+                              <w:szCs w:val="20"/>
+                            </w:rPr>
+                            <w:t>202</w:t>
+                          </w:r>
+                          <w:r>
+                            <w:rPr>
+                              <w:sz w:val="20"/>
+                              <w:szCs w:val="20"/>
+                            </w:rPr>
+                            <w:t>6</w:t>
                           </w:r>
                         </w:p>
                         <w:p>
@@ -817,7 +845,7 @@
                               <w:sz w:val="20"/>
                               <w:szCs w:val="20"/>
                             </w:rPr>
-                            <w:t>5</w:t>
+                            <w:t>6</w:t>
                           </w:r>
                           <w:r>
                             <w:rPr>
@@ -8209,6 +8237,7 @@
   <w:style w:type="character" w:default="1" w:styleId="DefaultParagraphFont">
     <w:name w:val="Default Paragraph Font"/>
     <w:uiPriority w:val="1"/>
+    <w:semiHidden/>
     <w:unhideWhenUsed/>
   </w:style>
   <w:style w:type="table" w:default="1" w:styleId="TableNormal">

--- a/link_eshopworld/Documentation/eShopWorld_Limitations_and_Workarounds.docx
+++ b/link_eshopworld/Documentation/eShopWorld_Limitations_and_Workarounds.docx
@@ -608,21 +608,14 @@
                                     <w:sz w:val="20"/>
                                     <w:szCs w:val="20"/>
                                   </w:rPr>
-                                  <w:t>: 4.</w:t>
+                                  <w:t xml:space="preserve">: </w:t>
                                 </w:r>
                                 <w:r>
                                   <w:rPr>
                                     <w:sz w:val="20"/>
                                     <w:szCs w:val="20"/>
                                   </w:rPr>
-                                  <w:t>7</w:t>
-                                </w:r>
-                                <w:r>
-                                  <w:rPr>
-                                    <w:sz w:val="20"/>
-                                    <w:szCs w:val="20"/>
-                                  </w:rPr>
-                                  <w:t>.1</w:t>
+                                  <w:t>5.0.0</w:t>
                                 </w:r>
                               </w:p>
                               <w:p>
@@ -654,14 +647,28 @@
                                     <w:sz w:val="20"/>
                                     <w:szCs w:val="20"/>
                                   </w:rPr>
-                                  <w:t>July</w:t>
+                                  <w:t>February</w:t>
                                 </w:r>
                                 <w:r>
                                   <w:rPr>
                                     <w:sz w:val="20"/>
                                     <w:szCs w:val="20"/>
                                   </w:rPr>
-                                  <w:t xml:space="preserve"> 2025</w:t>
+                                  <w:t xml:space="preserve"> </w:t>
+                                </w:r>
+                                <w:r>
+                                  <w:rPr>
+                                    <w:sz w:val="20"/>
+                                    <w:szCs w:val="20"/>
+                                  </w:rPr>
+                                  <w:t>202</w:t>
+                                </w:r>
+                                <w:r>
+                                  <w:rPr>
+                                    <w:sz w:val="20"/>
+                                    <w:szCs w:val="20"/>
+                                  </w:rPr>
+                                  <w:t>6</w:t>
                                 </w:r>
                               </w:p>
                               <w:p>
@@ -687,7 +694,7 @@
                                     <w:sz w:val="20"/>
                                     <w:szCs w:val="20"/>
                                   </w:rPr>
-                                  <w:t>5</w:t>
+                                  <w:t>6</w:t>
                                 </w:r>
                                 <w:r>
                                   <w:rPr>
@@ -752,21 +759,14 @@
                               <w:sz w:val="20"/>
                               <w:szCs w:val="20"/>
                             </w:rPr>
-                            <w:t>: 4.</w:t>
+                            <w:t xml:space="preserve">: </w:t>
                           </w:r>
                           <w:r>
                             <w:rPr>
                               <w:sz w:val="20"/>
                               <w:szCs w:val="20"/>
                             </w:rPr>
-                            <w:t>7</w:t>
-                          </w:r>
-                          <w:r>
-                            <w:rPr>
-                              <w:sz w:val="20"/>
-                              <w:szCs w:val="20"/>
-                            </w:rPr>
-                            <w:t>.1</w:t>
+                            <w:t>5.0.0</w:t>
                           </w:r>
                         </w:p>
                         <w:p>
@@ -798,14 +798,28 @@
                               <w:sz w:val="20"/>
                               <w:szCs w:val="20"/>
                             </w:rPr>
-                            <w:t>July</w:t>
+                            <w:t>February</w:t>
                           </w:r>
                           <w:r>
                             <w:rPr>
                               <w:sz w:val="20"/>
                               <w:szCs w:val="20"/>
                             </w:rPr>
-                            <w:t xml:space="preserve"> 2025</w:t>
+                            <w:t xml:space="preserve"> </w:t>
+                          </w:r>
+                          <w:r>
+                            <w:rPr>
+                              <w:sz w:val="20"/>
+                              <w:szCs w:val="20"/>
+                            </w:rPr>
+                            <w:t>202</w:t>
+                          </w:r>
+                          <w:r>
+                            <w:rPr>
+                              <w:sz w:val="20"/>
+                              <w:szCs w:val="20"/>
+                            </w:rPr>
+                            <w:t>6</w:t>
                           </w:r>
                         </w:p>
                         <w:p>
@@ -831,7 +845,7 @@
                               <w:sz w:val="20"/>
                               <w:szCs w:val="20"/>
                             </w:rPr>
-                            <w:t>5</w:t>
+                            <w:t>6</w:t>
                           </w:r>
                           <w:r>
                             <w:rPr>

--- a/link_eshopworld/Documentation/eShopWorld_Limitations_and_Workarounds.docx
+++ b/link_eshopworld/Documentation/eShopWorld_Limitations_and_Workarounds.docx
@@ -615,7 +615,21 @@
                                     <w:sz w:val="20"/>
                                     <w:szCs w:val="20"/>
                                   </w:rPr>
-                                  <w:t>5.0.0</w:t>
+                                  <w:t>5.</w:t>
+                                </w:r>
+                                <w:r>
+                                  <w:rPr>
+                                    <w:sz w:val="20"/>
+                                    <w:szCs w:val="20"/>
+                                  </w:rPr>
+                                  <w:t>1</w:t>
+                                </w:r>
+                                <w:r>
+                                  <w:rPr>
+                                    <w:sz w:val="20"/>
+                                    <w:szCs w:val="20"/>
+                                  </w:rPr>
+                                  <w:t>.0</w:t>
                                 </w:r>
                               </w:p>
                               <w:p>
@@ -647,7 +661,7 @@
                                     <w:sz w:val="20"/>
                                     <w:szCs w:val="20"/>
                                   </w:rPr>
-                                  <w:t>February</w:t>
+                                  <w:t>May</w:t>
                                 </w:r>
                                 <w:r>
                                   <w:rPr>
@@ -766,7 +780,21 @@
                               <w:sz w:val="20"/>
                               <w:szCs w:val="20"/>
                             </w:rPr>
-                            <w:t>5.0.0</w:t>
+                            <w:t>5.</w:t>
+                          </w:r>
+                          <w:r>
+                            <w:rPr>
+                              <w:sz w:val="20"/>
+                              <w:szCs w:val="20"/>
+                            </w:rPr>
+                            <w:t>1</w:t>
+                          </w:r>
+                          <w:r>
+                            <w:rPr>
+                              <w:sz w:val="20"/>
+                              <w:szCs w:val="20"/>
+                            </w:rPr>
+                            <w:t>.0</w:t>
                           </w:r>
                         </w:p>
                         <w:p>
@@ -798,7 +826,7 @@
                               <w:sz w:val="20"/>
                               <w:szCs w:val="20"/>
                             </w:rPr>
-                            <w:t>February</w:t>
+                            <w:t>May</w:t>
                           </w:r>
                           <w:r>
                             <w:rPr>

--- a/link_eshopworld/Documentation/eShopWorld_Limitations_and_Workarounds.docx
+++ b/link_eshopworld/Documentation/eShopWorld_Limitations_and_Workarounds.docx
@@ -629,7 +629,14 @@
                                     <w:sz w:val="20"/>
                                     <w:szCs w:val="20"/>
                                   </w:rPr>
-                                  <w:t>.0</w:t>
+                                  <w:t>.</w:t>
+                                </w:r>
+                                <w:r>
+                                  <w:rPr>
+                                    <w:sz w:val="20"/>
+                                    <w:szCs w:val="20"/>
+                                  </w:rPr>
+                                  <w:t>1</w:t>
                                 </w:r>
                               </w:p>
                               <w:p>
@@ -661,7 +668,7 @@
                                     <w:sz w:val="20"/>
                                     <w:szCs w:val="20"/>
                                   </w:rPr>
-                                  <w:t>May</w:t>
+                                  <w:t>June</w:t>
                                 </w:r>
                                 <w:r>
                                   <w:rPr>
@@ -794,7 +801,14 @@
                               <w:sz w:val="20"/>
                               <w:szCs w:val="20"/>
                             </w:rPr>
-                            <w:t>.0</w:t>
+                            <w:t>.</w:t>
+                          </w:r>
+                          <w:r>
+                            <w:rPr>
+                              <w:sz w:val="20"/>
+                              <w:szCs w:val="20"/>
+                            </w:rPr>
+                            <w:t>1</w:t>
                           </w:r>
                         </w:p>
                         <w:p>
@@ -826,7 +840,7 @@
                               <w:sz w:val="20"/>
                               <w:szCs w:val="20"/>
                             </w:rPr>
-                            <w:t>May</w:t>
+                            <w:t>June</w:t>
                           </w:r>
                           <w:r>
                             <w:rPr>

--- a/link_eshopworld/Documentation/eShopWorld_Limitations_and_Workarounds.docx
+++ b/link_eshopworld/Documentation/eShopWorld_Limitations_and_Workarounds.docx
@@ -615,7 +615,28 @@
                                     <w:sz w:val="20"/>
                                     <w:szCs w:val="20"/>
                                   </w:rPr>
-                                  <w:t>5.0.0</w:t>
+                                  <w:t>5.</w:t>
+                                </w:r>
+                                <w:r>
+                                  <w:rPr>
+                                    <w:sz w:val="20"/>
+                                    <w:szCs w:val="20"/>
+                                  </w:rPr>
+                                  <w:t>1</w:t>
+                                </w:r>
+                                <w:r>
+                                  <w:rPr>
+                                    <w:sz w:val="20"/>
+                                    <w:szCs w:val="20"/>
+                                  </w:rPr>
+                                  <w:t>.</w:t>
+                                </w:r>
+                                <w:r>
+                                  <w:rPr>
+                                    <w:sz w:val="20"/>
+                                    <w:szCs w:val="20"/>
+                                  </w:rPr>
+                                  <w:t>1</w:t>
                                 </w:r>
                               </w:p>
                               <w:p>
@@ -647,7 +668,7 @@
                                     <w:sz w:val="20"/>
                                     <w:szCs w:val="20"/>
                                   </w:rPr>
-                                  <w:t>February</w:t>
+                                  <w:t>June</w:t>
                                 </w:r>
                                 <w:r>
                                   <w:rPr>
@@ -766,7 +787,28 @@
                               <w:sz w:val="20"/>
                               <w:szCs w:val="20"/>
                             </w:rPr>
-                            <w:t>5.0.0</w:t>
+                            <w:t>5.</w:t>
+                          </w:r>
+                          <w:r>
+                            <w:rPr>
+                              <w:sz w:val="20"/>
+                              <w:szCs w:val="20"/>
+                            </w:rPr>
+                            <w:t>1</w:t>
+                          </w:r>
+                          <w:r>
+                            <w:rPr>
+                              <w:sz w:val="20"/>
+                              <w:szCs w:val="20"/>
+                            </w:rPr>
+                            <w:t>.</w:t>
+                          </w:r>
+                          <w:r>
+                            <w:rPr>
+                              <w:sz w:val="20"/>
+                              <w:szCs w:val="20"/>
+                            </w:rPr>
+                            <w:t>1</w:t>
                           </w:r>
                         </w:p>
                         <w:p>
@@ -798,7 +840,7 @@
                               <w:sz w:val="20"/>
                               <w:szCs w:val="20"/>
                             </w:rPr>
-                            <w:t>February</w:t>
+                            <w:t>June</w:t>
                           </w:r>
                           <w:r>
                             <w:rPr>
